--- a/zaini_case_audit_output/outputs/word/documents/004_الإيميل الوارد من الدكتور محمد البنا بشأن دراسة الحكمين في قضية 42824717.pdf.docx
+++ b/zaini_case_audit_output/outputs/word/documents/004_الإيميل الوارد من الدكتور محمد البنا بشأن دراسة الحكمين في قضية 42824717.pdf.docx
@@ -53,6 +53,20 @@
         <w:t>[مخرج آلي / Script Output - سماوي]  [مخرج آلي يحتاج مراجعة بشرية - وردي]</w:t>
       </w:r>
     </w:p>
+    <w:p>
+      <w:pPr>
+        <w:jc w:val="right"/>
+        <w:bidi/>
+      </w:pPr>
+      <w:r>
+        <w:rPr>
+          <w:b w:val="0"/>
+          <w:i/>
+          <w:color w:val="C00000"/>
+        </w:rPr>
+        <w:t>[نص ممسوح OCR صُحِّح ترتيبه آلياً — قد يحتوي أخطاء طفيفة]</w:t>
+      </w:r>
+    </w:p>
     <w:p/>
     <w:p>
       <w:pPr>
@@ -220,7 +234,7 @@
           <w:b w:val="0"/>
           <w:i w:val="0"/>
         </w:rPr>
-        <w:t>سعادة الأستاذ الدكتور سعيد يحيى</w:t>
+        <w:t>ىيحي ديعس روتكدلا ذاتسألا ةداعس</w:t>
       </w:r>
     </w:p>
     <w:p>
@@ -324,7 +338,7 @@
           <w:b w:val="0"/>
           <w:i w:val="0"/>
         </w:rPr>
-        <w:t>وتقبل خالص التحية والتقدير د. محمد البنا</w:t>
+        <w:t>انبلا دمحم .د ريدقتلاو ةيحتلا صلاخ لبقتو</w:t>
       </w:r>
     </w:p>
     <w:p>
@@ -610,7 +624,7 @@
           <w:b w:val="0"/>
           <w:i w:val="0"/>
         </w:rPr>
-        <w:t>المملكة العربية السعودية</w:t>
+        <w:t>ةيدوعسلا ةيبرعلا ةكلمملا</w:t>
       </w:r>
     </w:p>
     <w:p>
@@ -818,7 +832,7 @@
           <w:b w:val="0"/>
           <w:i w:val="0"/>
         </w:rPr>
-        <w:t>وبنظرة متفحصة في البند الثالث من العقد يتبين أن هناك مبلغ أجرة مقابل الأعمال التي قام بها الشيخ أسامة</w:t>
+        <w:t>ةماسأ خيشلا اهب ماق يتلا لامعألا لباقم ةرجأ غلبم كانه نأ نيبتي دقعلا نم ثلاثلا دنبلا يف ةصحفتم ةرظنبو</w:t>
       </w:r>
     </w:p>
     <w:p>
@@ -831,7 +845,7 @@
           <w:b w:val="0"/>
           <w:i w:val="0"/>
         </w:rPr>
-        <w:t>ويتمثل التناقض في أن الدائرة ذكرت أن الأعمال التي قام بها الشيخ أسامة لا تخص الشركة محل الدعوى</w:t>
+        <w:t>ىوعدلا لحم ةكرشلا صخت ال ةماسأ خيشلا اهب ماق يتلا لامعألا نأ تركذ ةرئادلا نأ يف ضقانتلا لثمتيو</w:t>
       </w:r>
     </w:p>
     <w:p>
@@ -922,7 +936,7 @@
           <w:b w:val="0"/>
           <w:i w:val="0"/>
         </w:rPr>
-        <w:t>اختصاص المحكمة العامة وانما من اختصاص التجارية.</w:t>
+        <w:t>.ةيراجتلا صاصتخا نم امناو ةماعلا ةمكحملا صاصتخا</w:t>
       </w:r>
     </w:p>
     <w:p>
@@ -948,7 +962,7 @@
           <w:b w:val="0"/>
           <w:i w:val="0"/>
         </w:rPr>
-        <w:t>الخامسة)</w:t>
+        <w:t>(ةسماخلا</w:t>
       </w:r>
     </w:p>
     <w:p>
@@ -961,7 +975,7 @@
           <w:b w:val="0"/>
           <w:i w:val="0"/>
         </w:rPr>
-        <w:t>\- الشيخ أسامة قبل بالتقييم وهذا غير صحيح</w:t>
+        <w:t>حيحص ريغ اذهو مييقتلاب لبق ةماسأ خيشلا -\</w:t>
       </w:r>
     </w:p>
     <w:p>
@@ -974,7 +988,7 @@
           <w:b w:val="0"/>
           <w:i w:val="0"/>
         </w:rPr>
-        <w:t>\- ادعاء القاضي بأن تقرير أبو غزالة هو أقرب تقييم لتلك الحصص بينما حادثة التخارج هي العملية التي تنسخ</w:t>
+        <w:t>خسنت يتلا ةيلمعلا يه جراختلا ةثداح امنيب صصحلا كلتل مييقت برقأ وه ةلازغ وبأ ريرقت نأب يضاقلا ءاعدا -\</w:t>
       </w:r>
     </w:p>
     <w:p>
@@ -987,7 +1001,7 @@
           <w:b w:val="0"/>
           <w:i w:val="0"/>
         </w:rPr>
-        <w:t>ذلك التقييم</w:t>
+        <w:t>مييقتلا كلذ</w:t>
       </w:r>
     </w:p>
     <w:p>
@@ -1039,7 +1053,7 @@
           <w:b w:val="0"/>
           <w:i w:val="0"/>
         </w:rPr>
-        <w:t>بالعقد والذي لم يعترف به القاضي ولم يتحقق من صحة العقد وثالثا اذا كان يريد القاضي الوصول الى الحق فكان من الأجدر أن يطلب تقييم الشركات بموجب ميازانياتها المدققة مثلا أو التحقق من قيمة الحصص قبل</w:t>
+        <w:t>لبق صصحلا ةميق نم ققحتلا وأ الثم ةققدملا اهتاينازايم بجومب تاكرشلا مييقت بلطي نأ ردجألا نم ناكف قحلا ىلا لوصولا يضاقلا ديري ناك اذا اثلاثو دقعلا ةحص نم ققحتي ملو يضاقلا هب فرتعي مل يذلاو دقعلاب</w:t>
       </w:r>
     </w:p>
     <w:p>
@@ -1052,7 +1066,7 @@
           <w:b w:val="0"/>
           <w:i w:val="0"/>
         </w:rPr>
-        <w:t>شراء الشيخ أسامة من والده.</w:t>
+        <w:t>.هدلاو نم ةماسأ خيشلا ءارش</w:t>
       </w:r>
     </w:p>
     <w:p>
@@ -1117,7 +1131,7 @@
           <w:b w:val="0"/>
           <w:i w:val="0"/>
         </w:rPr>
-        <w:t>. الاحكام - الدرجة الأولى والاستئناف</w:t>
+        <w:t>فانئتسالاو ىلوألا ةجردلا - ماكحالا .</w:t>
       </w:r>
     </w:p>
     <w:p>
@@ -1130,7 +1144,7 @@
           <w:b w:val="0"/>
           <w:i w:val="0"/>
         </w:rPr>
-        <w:t>حكم الدعيلج - الأولى والاستئناف</w:t>
+        <w:t>فانئتسالاو ىلوألا - جليعدلا مكح</w:t>
       </w:r>
     </w:p>
     <w:p>
@@ -1156,7 +1170,7 @@
           <w:b w:val="0"/>
           <w:i w:val="0"/>
         </w:rPr>
-        <w:t>ملف المستندات الجديدة قرارات تعيين الشيخ / اسامة زيني مدير بالشركات).</w:t>
+        <w:t>.(تاكرشلاب ريدم ينيز ةماسا / خيشلا نييعت تارارق ةديدجلا تادنتسملا فلم</w:t>
       </w:r>
     </w:p>
     <w:p>
@@ -1221,7 +1235,7 @@
           <w:b w:val="0"/>
           <w:i w:val="0"/>
         </w:rPr>
-        <w:t>حكم الولاية على الوالدة عاتقة الحرازي</w:t>
+        <w:t>يزارحلا ةقتاع ةدلاولا ىلع ةيالولا مكح</w:t>
       </w:r>
     </w:p>
     <w:p>
@@ -1234,7 +1248,7 @@
           <w:b w:val="0"/>
           <w:i w:val="0"/>
         </w:rPr>
-        <w:t>حكم الصلح والتخارج في الشركات</w:t>
+        <w:t>تاكرشلا يف جراختلاو حلصلا مكح</w:t>
       </w:r>
     </w:p>
     <w:p>
@@ -1260,7 +1274,7 @@
           <w:b w:val="0"/>
           <w:i w:val="0"/>
         </w:rPr>
-        <w:t>تقرير شامل</w:t>
+        <w:t>لماش ريرقت</w:t>
       </w:r>
     </w:p>
     <w:p>
@@ -1403,7 +1417,7 @@
           <w:b w:val="0"/>
           <w:i w:val="0"/>
         </w:rPr>
-        <w:t>الذي أمر بالوفاء بالعقود.</w:t>
+        <w:t>.دوقعلاب ءافولاب رمأ يذلا</w:t>
       </w:r>
     </w:p>
     <w:p>
@@ -1429,7 +1443,7 @@
           <w:b w:val="0"/>
           <w:i w:val="0"/>
         </w:rPr>
-        <w:t>ومصاريف عائلية لا يمكن التحقق من قيمتها، وأجرة عمل تخص شركات أخرى غير</w:t>
+        <w:t>ريغ ىرخأ تاكرش صخت لمع ةرجأو ،اهتميق نم ققحتلا نكمي ال ةيلئاع فيراصمو</w:t>
       </w:r>
     </w:p>
     <w:p>
@@ -1533,7 +1547,7 @@
           <w:b w:val="0"/>
           <w:i w:val="0"/>
         </w:rPr>
-        <w:t>ادعى المدعي (الورثة) أن قيمة الحصص المباعة بلغت 368,757,931 ريال، وفقا لتقرير الخبير أبو غزالة، بينما ثمن البيع الفعلي المدون في عقد البيع هو ١٢٠٠٠٠٠ ، بينما قيمة الأسهم كانت بقيمة 450,000 ريال فقط.</w:t>
+        <w:t>.طقف لاير 000,450 ةميقب تناك مهسألا ةميق امنيب ، ١٢٠٠٠٠٠ وه عيبلا دقع يف نودملا يلعفلا عيبلا نمث امنيب ،ةلازغ وبأ ريبخلا ريرقتل اقفو ،لاير 931,757,368 تغلب ةعابملا صصحلا ةميق نأ (ةثرولا) يعدملا ىعدا</w:t>
       </w:r>
     </w:p>
     <w:p>
@@ -1624,7 +1638,7 @@
           <w:b w:val="0"/>
           <w:i w:val="0"/>
         </w:rPr>
-        <w:t>تقرير الخبير أغفل عوامل مؤثرة، في مقابل وجود المستندات البنكية والعقود المقدمة من الطرف</w:t>
+        <w:t>فرطلا نم ةمدقملا دوقعلاو ةيكنبلا تادنتسملا دوجو لباقم يف ،ةرثؤم لماوع لفغأ ريبخلا ريرقت</w:t>
       </w:r>
     </w:p>
     <w:p>
@@ -1637,7 +1651,7 @@
           <w:b w:val="0"/>
           <w:i w:val="0"/>
         </w:rPr>
-        <w:t>الآخر.</w:t>
+        <w:t>.رخآلا</w:t>
       </w:r>
     </w:p>
     <w:p>
@@ -1650,7 +1664,7 @@
           <w:b w:val="0"/>
           <w:i w:val="0"/>
         </w:rPr>
-        <w:t>ثانيا: التناقض في صفة البائع</w:t>
+        <w:t>عئابلا ةفص يف ضقانتلا :ايناث</w:t>
       </w:r>
     </w:p>
     <w:p>
@@ -1676,7 +1690,7 @@
           <w:b w:val="0"/>
           <w:i w:val="0"/>
         </w:rPr>
-        <w:t>فدور "القيم" هو حماية أصول القاصر (والده) وأدائها بأعلى قيمة ممكنة.</w:t>
+        <w:t>.ةنكمم ةميق ىلعأب اهئادأو (هدلاو) رصاقلا لوصأ ةيامح وه "ميقلا" رودف</w:t>
       </w:r>
     </w:p>
     <w:p>
@@ -1689,7 +1703,7 @@
           <w:b w:val="0"/>
           <w:i w:val="0"/>
         </w:rPr>
-        <w:t>٢- وتارةً أخرى يذكر أن انتقال الحصص جاء نتيجة بيع الوالد المورث رحمه الله للشيخ أسامة وفق عقد البيع كام في ثالثا من الأسباب ص ٤. ودور "المشتري" هو الحصول على الأصل بأقل سعر ممكن الجمع بين هاتين الصفتين في نفس الشخص يشكل إخلالاً جسيماً</w:t>
+        <w:t>ًاميسج ًالالخإ لكشي صخشلا سفن يف نيتفصلا نيتاه نيب عمجلا نكمم رعس لقأب لصألا ىلع لوصحلا وه "يرتشملا" رودو ٤. ص بابسألا نم اثلاث يف ماك عيبلا دقع قفو ةماسأ خيشلل هللا همحر ثروملا دلاولا عيب ةجيتن ءاج صصحلا لاقتنا نأ ركذي ىرخأ ًةراتو ٢-</w:t>
       </w:r>
     </w:p>
     <w:p>
@@ -1715,7 +1729,7 @@
           <w:b w:val="0"/>
           <w:i w:val="0"/>
         </w:rPr>
-        <w:t>ثالثا: التناقض حول المورث</w:t>
+        <w:t>ثروملا لوح ضقانتلا :اثلاث</w:t>
       </w:r>
     </w:p>
     <w:p>
@@ -1832,7 +1846,7 @@
           <w:b w:val="0"/>
           <w:i w:val="0"/>
         </w:rPr>
-        <w:t>خامسا: التناقض في الإجراءات</w:t>
+        <w:t>تاءارجإلا يف ضقانتلا :اسماخ</w:t>
       </w:r>
     </w:p>
     <w:p>
@@ -1884,7 +1898,7 @@
           <w:b w:val="0"/>
           <w:i w:val="0"/>
         </w:rPr>
-        <w:t>٢- لم تجر الدائرة المقتضى الشرعي تجاه العقد الصحيح الموقع من الطرفين بكامل إرادتهما</w:t>
+        <w:t>امهتدارإ لماكب نيفرطلا نم عقوملا حيحصلا دقعلا هاجت يعرشلا ىضتقملا ةرئادلا رجت مل ٢-</w:t>
       </w:r>
     </w:p>
     <w:p>
@@ -1936,7 +1950,7 @@
           <w:b w:val="0"/>
           <w:i w:val="0"/>
         </w:rPr>
-        <w:t>للشيخ أسامة في ذمة البائع (المورث).</w:t>
+        <w:t>.(ثروملا) عئابلا ةمذ يف ةماسأ خيشلل</w:t>
       </w:r>
     </w:p>
     <w:p>
@@ -1988,7 +2002,7 @@
           <w:b w:val="0"/>
           <w:i w:val="0"/>
         </w:rPr>
-        <w:t>٢ - رفضت المحكمة استجواب والدة موكلنا لإبطال الوكالات ورأت أن ذلك حق جوازي لها، ثم</w:t>
+        <w:t>مث ،اهل يزاوج قح كلذ نأ تأرو تالاكولا لاطبإل انلكوم ةدلاو باوجتسا ةمكحملا تضفر - ٢</w:t>
       </w:r>
     </w:p>
     <w:p>
@@ -2066,7 +2080,7 @@
           <w:b w:val="0"/>
           <w:i w:val="0"/>
         </w:rPr>
-        <w:t>٤- إغفال عوامل رفع القيمة : مثل دخول شريك جديد (المدعى عليه ) للشركة بعد شراء الحصص</w:t>
+        <w:t>صصحلا ءارش دعب ةكرشلل ( هيلع ىعدملا) ديدج كيرش لوخد لثم : ةميقلا عفر لماوع لافغإ ٤-</w:t>
       </w:r>
     </w:p>
     <w:p>
@@ -2183,7 +2197,7 @@
           <w:b w:val="0"/>
           <w:i w:val="0"/>
         </w:rPr>
-        <w:t>شكلا ومضمونا" ، وذلك بالتزوير ووصل الأمر للتحقيقات الجنائية ثم تراجعوا</w:t>
+        <w:t>اوعجارت مث ةيئانجلا تاقيقحتلل رمألا لصوو ريوزتلاب كلذو ، "انومضمو الكش</w:t>
       </w:r>
     </w:p>
     <w:p>
@@ -2235,7 +2249,7 @@
           <w:b w:val="0"/>
           <w:i w:val="0"/>
         </w:rPr>
-        <w:t>التزوير لجأ إلى الدفع بالغين الفاحش</w:t>
+        <w:t>شحافلا نيغلاب عفدلا ىلإ أجل ريوزتلا</w:t>
       </w:r>
     </w:p>
     <w:p>
@@ -2261,7 +2275,7 @@
           <w:b w:val="0"/>
           <w:i w:val="0"/>
         </w:rPr>
-        <w:t>لنظام المعاملات المدنية المواد (٩٤-٩٥)</w:t>
+        <w:t>(٩٤-٩٥) داوملا ةيندملا تالماعملا ماظنل</w:t>
       </w:r>
     </w:p>
     <w:p>
@@ -2456,7 +2470,7 @@
           <w:b w:val="0"/>
           <w:i w:val="0"/>
         </w:rPr>
-        <w:t>تناقض التواريخ الثابتة من كون العقد تم صحيحا بتوقيع المورث، وحال أهليته فتواريخ المستشفى</w:t>
+        <w:t>ىفشتسملا خيراوتف هتيلهأ لاحو ،ثروملا عيقوتب احيحص مت دقعلا نوك نم ةتباثلا خيراوتلا ضقانت</w:t>
       </w:r>
     </w:p>
     <w:p>
@@ -2573,7 +2587,7 @@
           <w:b w:val="0"/>
           <w:i w:val="0"/>
         </w:rPr>
-        <w:t>الفاحش، وكون المورث فاقدا للأهلية والإدراك، وعليه فلا يمكن إعمال هذه المواد آنفة الذكر على</w:t>
+        <w:t>ىلع ركذلا ةفنآ داوملا هذه لامعإ نكمي الف هيلعو ،كاردإلاو ةيلهألل ادقاف ثروملا نوكو ،شحافلا</w:t>
       </w:r>
     </w:p>
     <w:p>
@@ -2807,7 +2821,7 @@
           <w:b w:val="0"/>
           <w:i w:val="0"/>
         </w:rPr>
-        <w:t>وهذا يبين التناقض الصريح بين طبيعة الدعوى الحقيقة وهي النزاع في صحة العقد والمطالبة</w:t>
+        <w:t>ةبلاطملاو دقعلا ةحص يف عازنلا يهو ةقيقحلا ىوعدلا ةعيبط نيب حيرصلا ضقانتلا نيبي اذهو</w:t>
       </w:r>
     </w:p>
     <w:p>

--- a/zaini_case_audit_output/outputs/word/documents/004_الإيميل الوارد من الدكتور محمد البنا بشأن دراسة الحكمين في قضية 42824717.pdf.docx
+++ b/zaini_case_audit_output/outputs/word/documents/004_الإيميل الوارد من الدكتور محمد البنا بشأن دراسة الحكمين في قضية 42824717.pdf.docx
@@ -832,7 +832,7 @@
           <w:b w:val="0"/>
           <w:i w:val="0"/>
         </w:rPr>
-        <w:t>ةماسأ خيشلا اهب ماق يتلا لامعألا لباقم ةرجأ غلبم كانه نأ نيبتي دقعلا نم ثلاثلا دنبلا يف ةصحفتم ةرظنبو</w:t>
+        <w:t>ةماسأ خيشلا اهب ماق يتلا لامعألا لباقم ةرجأ غلبم كانه نأ نيبتي دقعلا نم ثلا دنبلا يف ةصحفتم ةرظنبو</w:t>
       </w:r>
     </w:p>
     <w:p>
@@ -897,7 +897,7 @@
           <w:b w:val="0"/>
           <w:i w:val="0"/>
         </w:rPr>
-        <w:t>تعد قرينة أخرى تثبت وتؤيد مضمون ما ذكر في البند الثالث من عقد المبايعة وتكشف تناقض القاضي في</w:t>
+        <w:t>تعد قرينة أخرى تثبت وتؤيد مضمون ما ذكر في البند الث من عقد المبايعة وتكشف تناقض القاضي في</w:t>
       </w:r>
     </w:p>
     <w:p>
